--- a/Cicles/Fourth Cicle/Ciclo4.docx
+++ b/Cicles/Fourth Cicle/Ciclo4.docx
@@ -308,7 +308,13 @@
         </w:rPr>
       </w:pPr>
     </w:p>
-    <w:p/>
+    <w:p>
+      <w:pPr>
+        <w:rPr>
+          <w:lang w:val="es-CO"/>
+        </w:rPr>
+      </w:pPr>
+    </w:p>
     <w:p>
       <w:r>
         <w:t>Retrospectiva</w:t>
@@ -451,7 +457,21 @@
           <w:rFonts w:ascii="Aptos" w:eastAsia="Aptos" w:hAnsi="Aptos" w:cs="Aptos"/>
           <w:lang w:val="es-ES"/>
         </w:rPr>
-        <w:t xml:space="preserve"> rebel. Este ciclo fue importante porque las características especiales es que no se deja bloquear, ni intercambiar ni eliminar. </w:t>
+        <w:t xml:space="preserve"> rebel. Este ciclo fue importante porque las características especiales </w:t>
+      </w:r>
+      <w:r>
+        <w:rPr>
+          <w:rFonts w:ascii="Aptos" w:eastAsia="Aptos" w:hAnsi="Aptos" w:cs="Aptos"/>
+          <w:lang w:val="es-ES"/>
+        </w:rPr>
+        <w:t>son</w:t>
+      </w:r>
+      <w:r>
+        <w:rPr>
+          <w:rFonts w:ascii="Aptos" w:eastAsia="Aptos" w:hAnsi="Aptos" w:cs="Aptos"/>
+          <w:lang w:val="es-ES"/>
+        </w:rPr>
+        <w:t xml:space="preserve"> que no se deja bloquear, ni intercambiar ni eliminar. </w:t>
       </w:r>
       <w:r>
         <w:rPr>
@@ -476,6 +496,65 @@
           <w:lang w:val="es-ES"/>
         </w:rPr>
         <w:t>MiniCiclo4: Se definió</w:t>
+      </w:r>
+      <w:r>
+        <w:rPr>
+          <w:rFonts w:ascii="Aptos" w:eastAsia="Aptos" w:hAnsi="Aptos" w:cs="Aptos"/>
+          <w:lang w:val="es-ES"/>
+        </w:rPr>
+        <w:t xml:space="preserve"> </w:t>
+      </w:r>
+      <w:r>
+        <w:rPr>
+          <w:rFonts w:ascii="Aptos" w:eastAsia="Aptos" w:hAnsi="Aptos" w:cs="Aptos"/>
+          <w:lang w:val="es-ES"/>
+        </w:rPr>
+        <w:t xml:space="preserve">la nueva rueda lefty. Este ciclo fue importante porque </w:t>
+      </w:r>
+      <w:r>
+        <w:rPr>
+          <w:rFonts w:ascii="Aptos" w:eastAsia="Aptos" w:hAnsi="Aptos" w:cs="Aptos"/>
+          <w:lang w:val="es-ES"/>
+        </w:rPr>
+        <w:t>las características especiales</w:t>
+      </w:r>
+      <w:r>
+        <w:rPr>
+          <w:rFonts w:ascii="Aptos" w:eastAsia="Aptos" w:hAnsi="Aptos" w:cs="Aptos"/>
+          <w:lang w:val="es-ES"/>
+        </w:rPr>
+        <w:t xml:space="preserve"> </w:t>
+      </w:r>
+      <w:r>
+        <w:rPr>
+          <w:rFonts w:ascii="Aptos" w:eastAsia="Aptos" w:hAnsi="Aptos" w:cs="Aptos"/>
+          <w:lang w:val="es-ES"/>
+        </w:rPr>
+        <w:t>son que si hay una rueda a su izquierda, al girar copia su estado.</w:t>
+      </w:r>
+    </w:p>
+    <w:p>
+      <w:pPr>
+        <w:pStyle w:val="Prrafodelista"/>
+        <w:spacing w:after="0"/>
+        <w:rPr>
+          <w:rFonts w:ascii="Aptos" w:eastAsia="Aptos" w:hAnsi="Aptos" w:cs="Aptos"/>
+          <w:lang w:val="es-ES"/>
+        </w:rPr>
+      </w:pPr>
+      <w:r>
+        <w:rPr>
+          <w:rFonts w:ascii="Aptos" w:eastAsia="Aptos" w:hAnsi="Aptos" w:cs="Aptos"/>
+          <w:lang w:val="es-ES"/>
+        </w:rPr>
+        <w:t xml:space="preserve">MiniCiclo 5: </w:t>
+      </w:r>
+      <w:r>
+        <w:rPr>
+          <w:rFonts w:ascii="Aptos" w:eastAsia="Aptos" w:hAnsi="Aptos" w:cs="Aptos"/>
+          <w:lang w:val="es-ES"/>
+        </w:rPr>
+        <w:t>Se definió la nueva rueda splatty, la cual, si se mueve, mueve una rueda izquierda.</w:t>
       </w:r>
     </w:p>
     <w:p>
@@ -598,7 +677,21 @@
           <w:rFonts w:ascii="Aptos" w:eastAsia="Aptos" w:hAnsi="Aptos" w:cs="Aptos"/>
           <w:lang w:val="es-CO"/>
         </w:rPr>
-        <w:t>cada uno, el tiempo invertido fueron 20 horas.</w:t>
+        <w:t>cada uno, el tiempo invertido fueron 2</w:t>
+      </w:r>
+      <w:r>
+        <w:rPr>
+          <w:rFonts w:ascii="Aptos" w:eastAsia="Aptos" w:hAnsi="Aptos" w:cs="Aptos"/>
+          <w:lang w:val="es-CO"/>
+        </w:rPr>
+        <w:t>5</w:t>
+      </w:r>
+      <w:r>
+        <w:rPr>
+          <w:rFonts w:ascii="Aptos" w:eastAsia="Aptos" w:hAnsi="Aptos" w:cs="Aptos"/>
+          <w:lang w:val="es-CO"/>
+        </w:rPr>
+        <w:t xml:space="preserve"> horas.</w:t>
       </w:r>
     </w:p>
     <w:p>
@@ -650,7 +743,21 @@
           <w:rFonts w:ascii="Aptos" w:eastAsia="Aptos" w:hAnsi="Aptos" w:cs="Aptos"/>
           <w:lang w:val="es-ES"/>
         </w:rPr>
-        <w:t>El mayor logro fue haber definido unas correctas pruebas, ya que con esto, se basa toda la lógica de los métodos implementados en este segundo ciclo del proyecto</w:t>
+        <w:t>El mayor logro fu</w:t>
+      </w:r>
+      <w:r>
+        <w:rPr>
+          <w:rFonts w:ascii="Aptos" w:eastAsia="Aptos" w:hAnsi="Aptos" w:cs="Aptos"/>
+          <w:lang w:val="es-ES"/>
+        </w:rPr>
+        <w:t xml:space="preserve">e usar el polimorfismo, para que el resto del programa corra sin tener que estar verificando que clase es, permitiendo seguir el segundo principio </w:t>
+      </w:r>
+      <w:r>
+        <w:rPr>
+          <w:rFonts w:ascii="Aptos" w:eastAsia="Aptos" w:hAnsi="Aptos" w:cs="Aptos"/>
+          <w:lang w:val="es-ES"/>
+        </w:rPr>
+        <w:t>SOLID, el de open closed.</w:t>
       </w:r>
     </w:p>
     <w:p>
@@ -702,7 +809,7 @@
           <w:rFonts w:ascii="Aptos" w:eastAsia="Aptos" w:hAnsi="Aptos" w:cs="Aptos"/>
           <w:lang w:val="es-ES"/>
         </w:rPr>
-        <w:t>Realizar las mismas pruebas, al desarrollar el software de esta manera es diferente a como uno lo suele hacer, entonces eso dificulta mucho como pensar en nuevos metodos</w:t>
+        <w:t>Implementar el polimorfismo en los símbolos,porque como lo teníamos planteado en un inicio era muy difícil hacerlo.</w:t>
       </w:r>
     </w:p>
     <w:p>
@@ -743,7 +850,6 @@
           <w:rFonts w:ascii="Aptos" w:eastAsia="Aptos" w:hAnsi="Aptos" w:cs="Aptos"/>
           <w:lang w:val="es-CO"/>
         </w:rPr>
-        <w:lastRenderedPageBreak/>
         <w:t>¿Qué hicieron bien como equipo? ¿Qué se comprometen a hacer para mejorar los resultados?</w:t>
       </w:r>
     </w:p>
@@ -760,7 +866,21 @@
           <w:rFonts w:ascii="Aptos" w:eastAsia="Aptos" w:hAnsi="Aptos" w:cs="Aptos"/>
           <w:lang w:val="es-ES"/>
         </w:rPr>
-        <w:t>Ser rapidos y eficientes, teniendo en cuenta las pruebas para desarrollar este ciclo 2</w:t>
+        <w:t>Aplicar el pair programming</w:t>
+      </w:r>
+      <w:r>
+        <w:rPr>
+          <w:rFonts w:ascii="Aptos" w:eastAsia="Aptos" w:hAnsi="Aptos" w:cs="Aptos"/>
+          <w:lang w:val="es-ES"/>
+        </w:rPr>
+        <w:t xml:space="preserve">, </w:t>
+      </w:r>
+      <w:r>
+        <w:rPr>
+          <w:rFonts w:ascii="Aptos" w:eastAsia="Aptos" w:hAnsi="Aptos" w:cs="Aptos"/>
+          <w:lang w:val="es-ES"/>
+        </w:rPr>
+        <w:t>nos comprometemos a pensar desde un inicio el principio SOLID del open-closed.</w:t>
       </w:r>
     </w:p>
     <w:p>
@@ -849,26 +969,46 @@
     </w:p>
     <w:p>
       <w:pPr>
-        <w:pStyle w:val="Prrafodelista"/>
-        <w:spacing w:after="0"/>
-        <w:rPr>
-          <w:lang w:val="es-CO"/>
-        </w:rPr>
-      </w:pPr>
-      <w:r>
-        <w:rPr>
-          <w:rFonts w:ascii="Aptos" w:eastAsia="Aptos" w:hAnsi="Aptos" w:cs="Aptos"/>
-          <w:lang w:val="es-ES"/>
-        </w:rPr>
-        <w:t>Consideramos que las unicas referencias que usamos fueron las presentaciones (Notas de clase) de la profesora maria irma, sobre todo al usar las notas de clase de la semana 7, donde podemos ver como refactorizar el archivo SHAPES, usando herencia</w:t>
-      </w:r>
-    </w:p>
-    <w:p>
-      <w:pPr>
-        <w:rPr>
-          <w:lang w:val="es-CO"/>
-        </w:rPr>
-      </w:pPr>
+        <w:rPr>
+          <w:lang w:val="es-CO"/>
+        </w:rPr>
+      </w:pPr>
+      <w:r>
+        <w:rPr>
+          <w:lang w:val="es-CO"/>
+        </w:rPr>
+        <w:t xml:space="preserve">Realmente, al ser expansiones sobre nuestro código, no fue necesario </w:t>
+      </w:r>
+      <w:r>
+        <w:rPr>
+          <w:lang w:val="es-CO"/>
+        </w:rPr>
+        <w:t xml:space="preserve">usar referencias, </w:t>
+      </w:r>
+      <w:r>
+        <w:rPr>
+          <w:lang w:val="es-CO"/>
+        </w:rPr>
+        <w:t>porque</w:t>
+      </w:r>
+      <w:r>
+        <w:rPr>
+          <w:lang w:val="es-CO"/>
+        </w:rPr>
+        <w:t xml:space="preserve"> </w:t>
+      </w:r>
+      <w:r>
+        <w:rPr>
+          <w:lang w:val="es-CO"/>
+        </w:rPr>
+        <w:t>teníamos claro que era necesario llamar</w:t>
+      </w:r>
+      <w:r>
+        <w:rPr>
+          <w:lang w:val="es-CO"/>
+        </w:rPr>
+        <w:t xml:space="preserve"> en cada momento para crear cada una de las ruedas y símbolos de la expansión.</w:t>
+      </w:r>
     </w:p>
     <w:sectPr>
       <w:pgSz w:w="12240" w:h="15840"/>
